--- a/docs/Demonstração e API.docx
+++ b/docs/Demonstração e API.docx
@@ -95,7 +95,7 @@
         <w:rPr>
           <w:rtl w:val="0"/>
         </w:rPr>
-        <w:t xml:space="preserve">FRONTEND_DATA_MODE=debug</w:t>
+        <w:t xml:space="preserve">FRONTEND_DATA_MODE=django</w:t>
       </w:r>
     </w:p>
     <w:p>
@@ -170,7 +170,7 @@
         <w:rPr>
           <w:rtl w:val="0"/>
         </w:rPr>
-        <w:t xml:space="preserve">O `.env` deste workspace já está em modo `debug`. `.env.example` mantém `mock` como padrão. Para trocar somente o modo do frontend, altere `FRONTEND_DATA_MODE` e execute `docker compose up -d --no-deps --force-recreate frontend`. Para alterar variáveis do Django, recrie também o backend com `docker compose up -d backend celery_worker`. Um build estático precisa ser recompilado para incorporar a variável Vite.</w:t>
+        <w:t xml:space="preserve">O `.env` deste workspace já está em modo `django`. `.env.example` mantém `mock` como padrão. Para trocar somente o modo do frontend, altere `FRONTEND_DATA_MODE` e execute `docker compose up -d --no-deps --force-recreate frontend`. Para alterar variáveis do Django, recrie também o backend com `docker compose up -d backend celery_worker`. Um build estático precisa ser recompilado para incorporar a variável Vite.</w:t>
       </w:r>
     </w:p>
     <w:p>
@@ -525,7 +525,7 @@
         <w:rPr>
           <w:rtl w:val="0"/>
         </w:rPr>
-        <w:t xml:space="preserve">UUIDs nas rotas de pessoas identificam `EventParticipant`. Perfil aceita `first`, `last`, `month`, `year`, `gender`, `bio`; filtros aceitam `min`, `max`, `gender`, `interests`, `purpose`. As respostas de escrita devolvem o estado atualizado quando necessário. O frontend guarda apenas o estado de renderização; o PostgreSQL é a fonte dos dados no modo debug.</w:t>
+        <w:t xml:space="preserve">UUIDs nas rotas de pessoas identificam `EventParticipant`. Perfil aceita `first`, `last`, `month`, `year`, `gender`, `bio`; filtros aceitam `min`, `max`, `gender`, `interests`, `purpose`. As respostas de escrita devolvem o estado atualizado quando necessário. O frontend guarda apenas o estado de renderização; o PostgreSQL é a fonte dos dados no modo django.</w:t>
       </w:r>
     </w:p>
     <w:p>
